--- a/docs/cadrage/equipe-6-release-planning-v1.0.docx
+++ b/docs/cadrage/equipe-6-release-planning-v1.0.docx
@@ -473,6 +473,23 @@
       </w:r>
       <w:r>
         <w:t>.</w:t>
+      </w:r>
+    </w:p>
+    <w:p>
+      <w:pPr>
+        <w:pStyle w:val="ListBullet"/>
+      </w:pPr>
+      <w:r>
+        <w:t xml:space="preserve">🏛️ </w:t>
+      </w:r>
+      <w:r>
+        <w:rPr>
+          <w:b/>
+        </w:rPr>
+        <w:t>Release 3 « Plateforme publique »</w:t>
+      </w:r>
+      <w:r>
+        <w:t xml:space="preserve"> (RGAA · i18n · scalabilité) cadrée en J4, planifiée au-delà de la semaine.</w:t>
       </w:r>
     </w:p>
     <w:p>
@@ -1246,7 +1263,7 @@
           <w:p>
             <w:r/>
             <w:r>
-              <w:t>Traiter le retour client + démarrer 2-3 pistes Release 2</w:t>
+              <w:t>Absorber J4 : analyser les risques, reprioriser, cadrer RGAA/i18n/scalabilité</w:t>
             </w:r>
           </w:p>
         </w:tc>
@@ -1257,7 +1274,7 @@
           <w:p>
             <w:r/>
             <w:r>
-              <w:t>US-FB.2, US-R2.4, US-R2.1</w:t>
+              <w:t>SPK-5, US-A11Y.1, US-SC.3, US-I18N.1</w:t>
             </w:r>
           </w:p>
         </w:tc>
@@ -1277,7 +1294,7 @@
               <w:t>(jeu. 10h)</w:t>
             </w:r>
             <w:r>
-              <w:t xml:space="preserve"> : retour Mme Lefèvre / post-mortem</w:t>
+              <w:t xml:space="preserve"> : passage à l'échelle / plateforme d'État</w:t>
             </w:r>
           </w:p>
         </w:tc>
@@ -1348,7 +1365,7 @@
           <w:p>
             <w:r/>
             <w:r>
-              <w:t>Finaliser et polir les pistes Release 2 retenues, préparer la démo</w:t>
+              <w:t>Finaliser R2 et figer le plan Release 3 « Plateforme publique »</w:t>
             </w:r>
           </w:p>
         </w:tc>
@@ -1359,7 +1376,7 @@
           <w:p>
             <w:r/>
             <w:r>
-              <w:t>US-R2.6, US-R2.2, US-R2.3</w:t>
+              <w:t>US-R2.6, US-R2.2, US-SC.1, US-A11Y.2</w:t>
             </w:r>
           </w:p>
         </w:tc>
@@ -1370,7 +1387,7 @@
           <w:p>
             <w:r/>
             <w:r>
-              <w:t>—</w:t>
+              <w:t>J4 suite : backlog préventif + burnup actualisé</w:t>
             </w:r>
           </w:p>
         </w:tc>
@@ -1459,7 +1476,7 @@
           <w:p>
             <w:r/>
             <w:r>
-              <w:t>Stabilisation finale, runbook, post-mortem, répétition de la démo</w:t>
+              <w:t>Stabilisation finale, runbook, répétition de la démo, préparation soutenance avec impact J4</w:t>
             </w:r>
           </w:p>
         </w:tc>
@@ -1470,7 +1487,7 @@
           <w:p>
             <w:r/>
             <w:r>
-              <w:t>US-D.3, US-D.5, US-X.1</w:t>
+              <w:t>US-D.3, US-D.5, US-X.1, US-SC.4</w:t>
             </w:r>
           </w:p>
         </w:tc>
@@ -2214,7 +2231,7 @@
           <w:p>
             <w:r/>
             <w:r>
-              <w:t>—</w:t>
+              <w:t>J4 révélé : cadrage en cours</w:t>
             </w:r>
           </w:p>
         </w:tc>
@@ -2271,7 +2288,10 @@
           <w:p>
             <w:r/>
             <w:r>
-              <w:t>140</w:t>
+              <w:rPr>
+                <w:b/>
+              </w:rPr>
+              <w:t>209</w:t>
             </w:r>
           </w:p>
         </w:tc>
@@ -2282,7 +2302,7 @@
           <w:p>
             <w:r/>
             <w:r>
-              <w:t>—</w:t>
+              <w:t>+68 pts J4</w:t>
             </w:r>
           </w:p>
         </w:tc>
@@ -2293,7 +2313,7 @@
           <w:p>
             <w:r/>
             <w:r>
-              <w:t>🚀 Release 2</w:t>
+              <w:t>🚀 Release 2 + plan R3</w:t>
             </w:r>
           </w:p>
         </w:tc>
@@ -2350,7 +2370,7 @@
           <w:p>
             <w:r/>
             <w:r>
-              <w:t>140</w:t>
+              <w:t>209</w:t>
             </w:r>
           </w:p>
         </w:tc>
@@ -2361,7 +2381,7 @@
           <w:p>
             <w:r/>
             <w:r>
-              <w:t>—</w:t>
+              <w:t>R3 au-delà semaine</w:t>
             </w:r>
           </w:p>
         </w:tc>
@@ -2398,6 +2418,38 @@
     </w:p>
     <w:p>
       <w:pPr>
+        <w:ind w:left="454"/>
+      </w:pPr>
+      <w:r>
+        <w:rPr>
+          <w:b/>
+        </w:rPr>
+        <w:t>Mise à jour J4</w:t>
+      </w:r>
+      <w:r>
+        <w:t xml:space="preserve"> : le burnup matérialise le saut de périmètre </w:t>
+      </w:r>
+      <w:r>
+        <w:rPr>
+          <w:b/>
+        </w:rPr>
+        <w:t>141 → 209 points</w:t>
+      </w:r>
+      <w:r>
+        <w:t xml:space="preserve"> (+68 pts, +48 %) ; les stories RGAA/i18n/scalabilité basculent en </w:t>
+      </w:r>
+      <w:r>
+        <w:rPr>
+          <w:b/>
+        </w:rPr>
+        <w:t>Release 3</w:t>
+      </w:r>
+      <w:r>
+        <w:t xml:space="preserve"> au lieu de dégrader l'engagement R2.</w:t>
+      </w:r>
+    </w:p>
+    <w:p>
+      <w:pPr>
         <w:pStyle w:val="Heading1"/>
       </w:pPr>
       <w:r>
@@ -2430,7 +2482,7 @@
         <w:t>v1.1.0</w:t>
       </w:r>
       <w:r>
-        <w:t>, jeu. 17h45 strict) · 🎤 Soutenance (vendredi).</w:t>
+        <w:t>, jeu. 17h45 strict) · 🏛️ Release 3 « Plateforme publique » (cadrée J4, au-delà semaine) · 🎤 Soutenance (vendredi).</w:t>
       </w:r>
     </w:p>
     <w:p>
@@ -2679,7 +2731,7 @@
           <w:p>
             <w:r/>
             <w:r>
-              <w:t>Les jalons Release 1 / Release 2 sont datés et positionnés</w:t>
+              <w:t>Les jalons Release 1 / Release 2 / Release 3 sont datés et positionnés</w:t>
             </w:r>
           </w:p>
         </w:tc>
@@ -2701,7 +2753,7 @@
           <w:p>
             <w:r/>
             <w:r>
-              <w:t>R1 fin S5 (mer. 17h45), R2 fin S7 (jeu. 17h45).</w:t>
+              <w:t>R1 fin S5, R2 fin S7, R3 cadrée J4 et planifiée au-delà semaine.</w:t>
             </w:r>
           </w:p>
         </w:tc>
@@ -2806,7 +2858,7 @@
           <w:p>
             <w:r/>
             <w:r>
-              <w:t>§3 burnup cumulé.</w:t>
+              <w:t>§3 burnup cumulé + saut J4 à 209 pts.</w:t>
             </w:r>
           </w:p>
         </w:tc>
